--- a/CV.docx
+++ b/CV.docx
@@ -37,13 +37,14 @@
             <w:pPr>
               <w:pStyle w:val="Standard"/>
               <w:rPr>
+                <w:rFonts w:ascii="Arial" w:hAnsi="Arial"/>
                 <w:sz w:val="60"/>
                 <w:szCs w:val="60"/>
               </w:rPr>
             </w:pPr>
             <w:r>
               <w:rPr>
-                <w:rFonts w:cs="Calibri" w:ascii="Calibri" w:hAnsi="Calibri"/>
+                <w:rFonts w:cs="Calibri" w:ascii="Arial" w:hAnsi="Arial"/>
                 <w:b/>
                 <w:bCs/>
                 <w:sz w:val="60"/>
@@ -67,25 +68,23 @@
               <w:pStyle w:val="DefaultDrawingStyle"/>
               <w:jc w:val="end"/>
               <w:rPr>
-                <w:rFonts w:ascii="Calibri" w:hAnsi="Calibri" w:cs="Calibri"/>
+                <w:rFonts w:ascii="Arial" w:hAnsi="Arial"/>
+              </w:rPr>
+            </w:pPr>
+            <w:r>
+              <w:rPr>
+                <w:rFonts w:cs="Calibri" w:ascii="Arial" w:hAnsi="Arial"/>
                 <w:sz w:val="22"/>
                 <w:szCs w:val="22"/>
               </w:rPr>
-            </w:pPr>
-            <w:r>
-              <w:rPr>
-                <w:rFonts w:cs="Calibri" w:ascii="Calibri" w:hAnsi="Calibri"/>
+              <w:t xml:space="preserve">     </w:t>
+            </w:r>
+            <w:r>
+              <w:rPr>
+                <w:rFonts w:cs="Calibri" w:ascii="Arial" w:hAnsi="Arial"/>
                 <w:sz w:val="22"/>
                 <w:szCs w:val="22"/>
               </w:rPr>
-              <w:t xml:space="preserve">     </w:t>
-            </w:r>
-            <w:r>
-              <w:rPr>
-                <w:rFonts w:cs="Calibri" w:ascii="Calibri" w:hAnsi="Calibri"/>
-                <w:sz w:val="22"/>
-                <w:szCs w:val="22"/>
-              </w:rPr>
               <w:t xml:space="preserve">Pretoria, South-Africa </w:t>
             </w:r>
           </w:p>
@@ -93,15 +92,11 @@
             <w:pPr>
               <w:pStyle w:val="DefaultDrawingStyle"/>
               <w:jc w:val="end"/>
-              <w:rPr>
-                <w:rFonts w:ascii="Calibri" w:hAnsi="Calibri" w:cs="Calibri"/>
-                <w:sz w:val="22"/>
-                <w:szCs w:val="22"/>
-              </w:rPr>
-            </w:pPr>
-            <w:r>
-              <w:rPr>
-                <w:rFonts w:cs="Calibri" w:ascii="Calibri" w:hAnsi="Calibri"/>
+              <w:rPr/>
+            </w:pPr>
+            <w:r>
+              <w:rPr>
+                <w:rFonts w:cs="Calibri" w:ascii="Arial" w:hAnsi="Arial"/>
                 <w:sz w:val="22"/>
                 <w:szCs w:val="22"/>
               </w:rPr>
@@ -111,7 +106,7 @@
               <w:r>
                 <w:rPr>
                   <w:rStyle w:val="Hyperlink"/>
-                  <w:rFonts w:cs="Calibri" w:ascii="Calibri" w:hAnsi="Calibri"/>
+                  <w:rFonts w:cs="Calibri" w:ascii="Arial" w:hAnsi="Arial"/>
                   <w:sz w:val="22"/>
                   <w:szCs w:val="22"/>
                 </w:rPr>
@@ -120,7 +115,7 @@
             </w:hyperlink>
             <w:r>
               <w:rPr>
-                <w:rFonts w:cs="Calibri" w:ascii="Calibri" w:hAnsi="Calibri"/>
+                <w:rFonts w:cs="Calibri" w:ascii="Arial" w:hAnsi="Arial"/>
                 <w:sz w:val="22"/>
                 <w:szCs w:val="22"/>
               </w:rPr>
@@ -131,14 +126,14 @@
             <w:pPr>
               <w:pStyle w:val="ContactInfo"/>
               <w:rPr>
-                <w:rFonts w:ascii="Calibri" w:hAnsi="Calibri" w:cs="Calibri"/>
+                <w:rFonts w:ascii="Arial" w:hAnsi="Arial" w:cs="Calibri"/>
                 <w:sz w:val="22"/>
                 <w:lang w:val="en-ZA"/>
               </w:rPr>
             </w:pPr>
             <w:r>
               <w:rPr>
-                <w:rFonts w:cs="Calibri" w:ascii="Calibri" w:hAnsi="Calibri"/>
+                <w:rFonts w:cs="Calibri" w:ascii="Arial" w:hAnsi="Arial"/>
                 <w:sz w:val="22"/>
                 <w:lang w:val="en-ZA"/>
               </w:rPr>
@@ -149,25 +144,23 @@
               <w:pStyle w:val="DefaultDrawingStyle"/>
               <w:jc w:val="end"/>
               <w:rPr>
-                <w:rFonts w:ascii="Calibri" w:hAnsi="Calibri" w:cs="Calibri"/>
+                <w:rFonts w:ascii="Arial" w:hAnsi="Arial"/>
+              </w:rPr>
+            </w:pPr>
+            <w:r>
+              <w:rPr>
+                <w:rFonts w:cs="Calibri" w:ascii="Arial" w:hAnsi="Arial"/>
                 <w:sz w:val="22"/>
                 <w:szCs w:val="22"/>
               </w:rPr>
-            </w:pPr>
-            <w:r>
-              <w:rPr>
-                <w:rFonts w:cs="Calibri" w:ascii="Calibri" w:hAnsi="Calibri"/>
+              <w:t xml:space="preserve">        </w:t>
+            </w:r>
+            <w:r>
+              <w:rPr>
+                <w:rFonts w:cs="Calibri" w:ascii="Arial" w:hAnsi="Arial"/>
                 <w:sz w:val="22"/>
                 <w:szCs w:val="22"/>
               </w:rPr>
-              <w:t xml:space="preserve">        </w:t>
-            </w:r>
-            <w:r>
-              <w:rPr>
-                <w:rFonts w:cs="Calibri" w:ascii="Calibri" w:hAnsi="Calibri"/>
-                <w:sz w:val="22"/>
-                <w:szCs w:val="22"/>
-              </w:rPr>
               <w:t>Cell: 065 388 5534</w:t>
             </w:r>
           </w:p>
@@ -175,13 +168,11 @@
             <w:pPr>
               <w:pStyle w:val="DefaultDrawingStyle"/>
               <w:jc w:val="end"/>
-              <w:rPr>
-                <w:rFonts w:ascii="Calibri" w:hAnsi="Calibri" w:cs="Calibri"/>
-              </w:rPr>
-            </w:pPr>
-            <w:r>
-              <w:rPr>
-                <w:rFonts w:cs="Calibri" w:ascii="Calibri" w:hAnsi="Calibri"/>
+              <w:rPr/>
+            </w:pPr>
+            <w:r>
+              <w:rPr>
+                <w:rFonts w:cs="Calibri" w:ascii="Arial" w:hAnsi="Arial"/>
                 <w:sz w:val="22"/>
                 <w:szCs w:val="22"/>
               </w:rPr>
@@ -191,7 +182,7 @@
               <w:r>
                 <w:rPr>
                   <w:rStyle w:val="Hyperlink"/>
-                  <w:rFonts w:cs="Calibri" w:ascii="Calibri" w:hAnsi="Calibri"/>
+                  <w:rFonts w:cs="Calibri" w:ascii="Arial" w:hAnsi="Arial"/>
                   <w:sz w:val="22"/>
                   <w:szCs w:val="22"/>
                 </w:rPr>
@@ -219,9 +210,6 @@
               <w:pStyle w:val="DefaultDrawingStyle"/>
               <w:rPr>
                 <w:rFonts w:ascii="Arial" w:hAnsi="Arial"/>
-                <w:b/>
-                <w:sz w:val="32"/>
-                <w:szCs w:val="32"/>
               </w:rPr>
             </w:pPr>
             <w:r>
@@ -238,17 +226,15 @@
             <w:pPr>
               <w:pStyle w:val="DefaultDrawingStyle"/>
               <w:rPr>
-                <w:rFonts w:ascii="Calibri" w:hAnsi="Calibri" w:cs="Calibri"/>
+                <w:rFonts w:ascii="Arial" w:hAnsi="Arial"/>
+              </w:rPr>
+            </w:pPr>
+            <w:r>
+              <w:rPr>
+                <w:rFonts w:cs="Calibri" w:ascii="Arial" w:hAnsi="Arial"/>
                 <w:sz w:val="20"/>
                 <w:szCs w:val="20"/>
               </w:rPr>
-            </w:pPr>
-            <w:r>
-              <w:rPr>
-                <w:rFonts w:cs="Calibri" w:ascii="Calibri" w:hAnsi="Calibri"/>
-                <w:sz w:val="20"/>
-                <w:szCs w:val="20"/>
-              </w:rPr>
               <w:t>I am a Bachelor of Computing student at Belgium Campus. I am fluent in Afrikaans and English. I'm passionate about building smart, scalable software solutions and exploring the intersection of technology and innovation. With a strong foundation in both frontend and backend development, I enjoy working on diverse projects—from web apps to intelligent drone systems.</w:t>
             </w:r>
           </w:p>
@@ -256,14 +242,12 @@
             <w:pPr>
               <w:pStyle w:val="DefaultDrawingStyle"/>
               <w:rPr>
-                <w:rFonts w:ascii="Calibri" w:hAnsi="Calibri" w:cs="Calibri"/>
-                <w:sz w:val="20"/>
-                <w:szCs w:val="20"/>
-              </w:rPr>
-            </w:pPr>
-            <w:r>
-              <w:rPr>
-                <w:rFonts w:cs="Calibri" w:ascii="Calibri" w:hAnsi="Calibri"/>
+                <w:rFonts w:ascii="Arial" w:hAnsi="Arial"/>
+              </w:rPr>
+            </w:pPr>
+            <w:r>
+              <w:rPr>
+                <w:rFonts w:cs="Calibri" w:ascii="Arial" w:hAnsi="Arial"/>
                 <w:sz w:val="20"/>
                 <w:szCs w:val="20"/>
               </w:rPr>
@@ -294,7 +278,7 @@
       </w:tr>
       <w:tr>
         <w:trPr>
-          <w:trHeight w:val="1702" w:hRule="atLeast"/>
+          <w:trHeight w:val="862" w:hRule="atLeast"/>
         </w:trPr>
         <w:tc>
           <w:tcPr>
@@ -308,7 +292,9 @@
           <w:p>
             <w:pPr>
               <w:pStyle w:val="Heading1"/>
-              <w:rPr>
+              <w:spacing w:lineRule="auto" w:line="240"/>
+              <w:rPr>
+                <w:rFonts w:ascii="Arial" w:hAnsi="Arial"/>
                 <w:sz w:val="32"/>
                 <w:szCs w:val="32"/>
                 <w:u w:val="none"/>
@@ -316,7 +302,7 @@
             </w:pPr>
             <w:r>
               <w:rPr>
-                <w:rFonts w:cs="Calibri" w:ascii="Calibri" w:hAnsi="Calibri"/>
+                <w:rFonts w:cs="Calibri" w:ascii="Arial" w:hAnsi="Arial"/>
                 <w:b/>
                 <w:bCs/>
                 <w:color w:val="auto"/>
@@ -330,15 +316,17 @@
           <w:p>
             <w:pPr>
               <w:pStyle w:val="DefaultDrawingStyle"/>
+              <w:spacing w:lineRule="auto" w:line="240"/>
               <w:ind w:end="-1"/>
               <w:rPr>
+                <w:rFonts w:ascii="Arial" w:hAnsi="Arial"/>
                 <w:sz w:val="20"/>
                 <w:szCs w:val="20"/>
               </w:rPr>
             </w:pPr>
             <w:r>
               <w:rPr>
-                <w:rFonts w:cs="Calibri" w:ascii="Calibri" w:hAnsi="Calibri"/>
+                <w:rFonts w:cs="Calibri" w:ascii="Arial" w:hAnsi="Arial"/>
                 <w:b/>
                 <w:bCs/>
                 <w:sz w:val="20"/>
@@ -349,7 +337,7 @@
             </w:r>
             <w:r>
               <w:rPr>
-                <w:rFonts w:cs="Calibri" w:ascii="Calibri" w:hAnsi="Calibri"/>
+                <w:rFonts w:cs="Calibri" w:ascii="Arial" w:hAnsi="Arial"/>
                 <w:sz w:val="20"/>
                 <w:szCs w:val="20"/>
                 <w:u w:val="none"/>
@@ -358,7 +346,7 @@
             </w:r>
             <w:r>
               <w:rPr>
-                <w:rFonts w:cs="Calibri" w:ascii="Calibri" w:hAnsi="Calibri"/>
+                <w:rFonts w:cs="Calibri" w:ascii="Arial" w:hAnsi="Arial"/>
                 <w:sz w:val="20"/>
                 <w:szCs w:val="20"/>
               </w:rPr>
@@ -368,14 +356,16 @@
           <w:p>
             <w:pPr>
               <w:pStyle w:val="DefaultDrawingStyle"/>
-              <w:rPr>
+              <w:spacing w:lineRule="auto" w:line="240"/>
+              <w:rPr>
+                <w:rFonts w:ascii="Arial" w:hAnsi="Arial"/>
                 <w:sz w:val="20"/>
                 <w:szCs w:val="20"/>
               </w:rPr>
             </w:pPr>
             <w:r>
               <w:rPr>
-                <w:rFonts w:cs="Calibri" w:ascii="Calibri" w:hAnsi="Calibri"/>
+                <w:rFonts w:cs="Calibri" w:ascii="Arial" w:hAnsi="Arial"/>
                 <w:bCs/>
                 <w:sz w:val="20"/>
                 <w:szCs w:val="20"/>
@@ -384,7 +374,7 @@
             </w:r>
             <w:r>
               <w:rPr>
-                <w:rFonts w:cs="Calibri" w:ascii="Calibri" w:hAnsi="Calibri"/>
+                <w:rFonts w:cs="Calibri" w:ascii="Arial" w:hAnsi="Arial"/>
                 <w:sz w:val="20"/>
                 <w:szCs w:val="20"/>
               </w:rPr>
@@ -394,8 +384,9 @@
           <w:p>
             <w:pPr>
               <w:pStyle w:val="DefaultDrawingStyle"/>
-              <w:rPr>
-                <w:rFonts w:ascii="Calibri" w:hAnsi="Calibri" w:cs="Calibri"/>
+              <w:spacing w:lineRule="auto" w:line="240"/>
+              <w:rPr>
+                <w:rFonts w:ascii="Arial" w:hAnsi="Arial" w:cs="Calibri"/>
                 <w:b/>
                 <w:bCs/>
                 <w:sz w:val="20"/>
@@ -405,7 +396,7 @@
             </w:pPr>
             <w:r>
               <w:rPr>
-                <w:rFonts w:cs="Calibri" w:ascii="Calibri" w:hAnsi="Calibri"/>
+                <w:rFonts w:cs="Calibri" w:ascii="Arial" w:hAnsi="Arial"/>
                 <w:b/>
                 <w:bCs/>
                 <w:sz w:val="20"/>
@@ -417,8 +408,9 @@
           <w:p>
             <w:pPr>
               <w:pStyle w:val="DefaultDrawingStyle"/>
-              <w:rPr>
-                <w:rFonts w:ascii="Calibri" w:hAnsi="Calibri" w:cs="Calibri"/>
+              <w:spacing w:lineRule="auto" w:line="240"/>
+              <w:rPr>
+                <w:rFonts w:ascii="Arial" w:hAnsi="Arial" w:cs="Calibri"/>
                 <w:b/>
                 <w:bCs/>
                 <w:sz w:val="20"/>
@@ -428,7 +420,7 @@
             </w:pPr>
             <w:r>
               <w:rPr>
-                <w:rFonts w:cs="Calibri" w:ascii="Calibri" w:hAnsi="Calibri"/>
+                <w:rFonts w:cs="Calibri" w:ascii="Arial" w:hAnsi="Arial"/>
                 <w:b/>
                 <w:bCs/>
                 <w:sz w:val="20"/>
@@ -441,14 +433,16 @@
           <w:p>
             <w:pPr>
               <w:pStyle w:val="DefaultDrawingStyle"/>
-              <w:rPr>
+              <w:spacing w:lineRule="auto" w:line="240"/>
+              <w:rPr>
+                <w:rFonts w:ascii="Arial" w:hAnsi="Arial"/>
                 <w:sz w:val="20"/>
                 <w:szCs w:val="20"/>
               </w:rPr>
             </w:pPr>
             <w:r>
               <w:rPr>
-                <w:rFonts w:cs="Calibri" w:ascii="Calibri" w:hAnsi="Calibri"/>
+                <w:rFonts w:cs="Calibri" w:ascii="Arial" w:hAnsi="Arial"/>
                 <w:sz w:val="20"/>
                 <w:szCs w:val="20"/>
               </w:rPr>
@@ -498,6 +492,7 @@
               </w:numPr>
               <w:ind w:hanging="360" w:start="360"/>
               <w:rPr>
+                <w:rFonts w:ascii="Arial" w:hAnsi="Arial"/>
                 <w:sz w:val="32"/>
                 <w:szCs w:val="32"/>
                 <w:u w:val="none"/>
@@ -505,7 +500,7 @@
             </w:pPr>
             <w:r>
               <w:rPr>
-                <w:rFonts w:cs="Calibri" w:ascii="Calibri" w:hAnsi="Calibri"/>
+                <w:rFonts w:cs="Calibri" w:ascii="Arial" w:hAnsi="Arial"/>
                 <w:b/>
                 <w:color w:val="auto"/>
                 <w:sz w:val="32"/>
@@ -516,7 +511,7 @@
             </w:r>
             <w:r>
               <w:rPr>
-                <w:rFonts w:cs="Calibri" w:ascii="Calibri" w:hAnsi="Calibri"/>
+                <w:rFonts w:cs="Calibri" w:ascii="Arial" w:hAnsi="Arial"/>
                 <w:sz w:val="32"/>
                 <w:szCs w:val="32"/>
                 <w:u w:val="none"/>
@@ -533,12 +528,12 @@
               </w:numPr>
               <w:ind w:hanging="360" w:start="360"/>
               <w:rPr>
-                <w:rFonts w:ascii="Calibri" w:hAnsi="Calibri" w:cs="Calibri"/>
-              </w:rPr>
-            </w:pPr>
-            <w:r>
-              <w:rPr>
-                <w:rFonts w:cs="Calibri" w:ascii="Calibri" w:hAnsi="Calibri"/>
+                <w:rFonts w:ascii="Arial" w:hAnsi="Arial" w:cs="Calibri"/>
+              </w:rPr>
+            </w:pPr>
+            <w:r>
+              <w:rPr>
+                <w:rFonts w:cs="Calibri" w:ascii="Arial" w:hAnsi="Arial"/>
                 <w:b/>
                 <w:bCs/>
               </w:rPr>
@@ -546,13 +541,13 @@
             </w:r>
             <w:r>
               <w:rPr>
-                <w:rFonts w:cs="Calibri" w:ascii="Calibri" w:hAnsi="Calibri"/>
+                <w:rFonts w:cs="Calibri" w:ascii="Arial" w:hAnsi="Arial"/>
               </w:rPr>
               <w:t xml:space="preserve">C#, Java, </w:t>
             </w:r>
             <w:r>
               <w:rPr>
-                <w:rFonts w:cs="Calibri" w:ascii="Calibri" w:hAnsi="Calibri"/>
+                <w:rFonts w:cs="Calibri" w:ascii="Arial" w:hAnsi="Arial"/>
               </w:rPr>
               <w:t>Object-Oriented programming  (OOP)</w:t>
             </w:r>
@@ -566,12 +561,12 @@
               </w:numPr>
               <w:ind w:hanging="360" w:start="360"/>
               <w:rPr>
-                <w:rFonts w:ascii="Calibri" w:hAnsi="Calibri" w:cs="Calibri"/>
-              </w:rPr>
-            </w:pPr>
-            <w:r>
-              <w:rPr>
-                <w:rFonts w:cs="Calibri" w:ascii="Calibri" w:hAnsi="Calibri"/>
+                <w:rFonts w:ascii="Arial" w:hAnsi="Arial" w:cs="Calibri"/>
+              </w:rPr>
+            </w:pPr>
+            <w:r>
+              <w:rPr>
+                <w:rFonts w:cs="Calibri" w:ascii="Arial" w:hAnsi="Arial"/>
               </w:rPr>
             </w:r>
           </w:p>
@@ -584,12 +579,12 @@
               </w:numPr>
               <w:ind w:hanging="360" w:start="360"/>
               <w:rPr>
-                <w:rFonts w:ascii="Calibri" w:hAnsi="Calibri" w:cs="Calibri"/>
-              </w:rPr>
-            </w:pPr>
-            <w:r>
-              <w:rPr>
-                <w:rFonts w:cs="Calibri" w:ascii="Calibri" w:hAnsi="Calibri"/>
+                <w:rFonts w:ascii="Arial" w:hAnsi="Arial" w:cs="Calibri"/>
+              </w:rPr>
+            </w:pPr>
+            <w:r>
+              <w:rPr>
+                <w:rFonts w:cs="Calibri" w:ascii="Arial" w:hAnsi="Arial"/>
                 <w:b/>
                 <w:bCs/>
               </w:rPr>
@@ -597,7 +592,7 @@
             </w:r>
             <w:r>
               <w:rPr>
-                <w:rFonts w:cs="Calibri" w:ascii="Calibri" w:hAnsi="Calibri"/>
+                <w:rFonts w:cs="Calibri" w:ascii="Arial" w:hAnsi="Arial"/>
               </w:rPr>
               <w:t>HTML, CSS, JavaScript, Node.js</w:t>
             </w:r>
@@ -611,12 +606,12 @@
               </w:numPr>
               <w:ind w:hanging="0" w:start="0"/>
               <w:rPr>
-                <w:rFonts w:ascii="Calibri" w:hAnsi="Calibri" w:cs="Calibri"/>
-              </w:rPr>
-            </w:pPr>
-            <w:r>
-              <w:rPr>
-                <w:rFonts w:cs="Calibri" w:ascii="Calibri" w:hAnsi="Calibri"/>
+                <w:rFonts w:ascii="Arial" w:hAnsi="Arial" w:cs="Calibri"/>
+              </w:rPr>
+            </w:pPr>
+            <w:r>
+              <w:rPr>
+                <w:rFonts w:cs="Calibri" w:ascii="Arial" w:hAnsi="Arial"/>
               </w:rPr>
             </w:r>
           </w:p>
@@ -629,20 +624,81 @@
               </w:numPr>
               <w:ind w:hanging="360" w:start="360"/>
               <w:rPr>
-                <w:rFonts w:ascii="Calibri" w:hAnsi="Calibri" w:cs="Calibri"/>
-              </w:rPr>
-            </w:pPr>
-            <w:r>
-              <w:rPr>
-                <w:rFonts w:cs="Calibri" w:ascii="Calibri" w:hAnsi="Calibri"/>
+                <w:rFonts w:ascii="Arial" w:hAnsi="Arial" w:cs="Calibri"/>
                 <w:b/>
                 <w:bCs/>
               </w:rPr>
+            </w:pPr>
+            <w:r>
+              <w:rPr>
+                <w:rFonts w:cs="Calibri" w:ascii="Arial" w:hAnsi="Arial"/>
+                <w:b/>
+                <w:bCs/>
+              </w:rPr>
+              <w:t>Database Development  -  SQL, Database Design</w:t>
+            </w:r>
+          </w:p>
+          <w:p>
+            <w:pPr>
+              <w:pStyle w:val="ListBullet"/>
+              <w:numPr>
+                <w:ilvl w:val="0"/>
+                <w:numId w:val="0"/>
+              </w:numPr>
+              <w:ind w:hanging="360" w:start="360"/>
+              <w:rPr>
+                <w:rFonts w:ascii="Arial" w:hAnsi="Arial" w:cs="Calibri"/>
+                <w:b/>
+                <w:bCs/>
+              </w:rPr>
+            </w:pPr>
+            <w:r>
+              <w:rPr>
+                <w:rFonts w:cs="Calibri" w:ascii="Arial" w:hAnsi="Arial"/>
+                <w:b/>
+                <w:bCs/>
+              </w:rPr>
+            </w:r>
+          </w:p>
+          <w:p>
+            <w:pPr>
+              <w:pStyle w:val="ListBullet"/>
+              <w:numPr>
+                <w:ilvl w:val="0"/>
+                <w:numId w:val="0"/>
+              </w:numPr>
+              <w:ind w:hanging="360" w:start="360"/>
+              <w:rPr>
+                <w:rFonts w:ascii="Arial" w:hAnsi="Arial" w:cs="Calibri"/>
+              </w:rPr>
+            </w:pPr>
+            <w:r>
+              <w:rPr>
+                <w:rFonts w:cs="Calibri" w:ascii="Arial" w:hAnsi="Arial"/>
+                <w:b/>
+                <w:bCs/>
+              </w:rPr>
               <w:t xml:space="preserve">Other  -  </w:t>
             </w:r>
             <w:r>
               <w:rPr>
-                <w:rFonts w:cs="Calibri" w:ascii="Calibri" w:hAnsi="Calibri"/>
+                <w:rFonts w:cs="Calibri" w:ascii="Arial" w:hAnsi="Arial"/>
+                <w:b/>
+                <w:bCs/>
+              </w:rPr>
+              <w:t>Team Collaboration,</w:t>
+            </w:r>
+            <w:r>
+              <w:rPr>
+                <w:rFonts w:cs="Calibri" w:ascii="Arial" w:hAnsi="Arial"/>
+                <w:b/>
+                <w:bCs/>
+              </w:rPr>
+              <w:t xml:space="preserve"> </w:t>
+            </w:r>
+            <w:r>
+              <w:rPr>
+                <w:rFonts w:cs="Calibri" w:ascii="Arial" w:hAnsi="Arial"/>
               </w:rPr>
               <w:t>Black Box Software Testing</w:t>
             </w:r>
@@ -671,7 +727,7 @@
       </w:tr>
       <w:tr>
         <w:trPr>
-          <w:trHeight w:val="396" w:hRule="atLeast"/>
+          <w:trHeight w:val="820" w:hRule="atLeast"/>
         </w:trPr>
         <w:tc>
           <w:tcPr>
@@ -688,12 +744,13 @@
               </w:numPr>
               <w:ind w:hanging="0" w:start="0"/>
               <w:rPr>
+                <w:rFonts w:ascii="Arial" w:hAnsi="Arial"/>
                 <w:u w:val="none"/>
               </w:rPr>
             </w:pPr>
             <w:r>
               <w:rPr>
-                <w:rFonts w:cs="Calibri" w:ascii="Calibri" w:hAnsi="Calibri"/>
+                <w:rFonts w:cs="Calibri" w:ascii="Arial" w:hAnsi="Arial"/>
                 <w:b/>
                 <w:bCs/>
                 <w:color w:val="auto"/>
@@ -713,12 +770,12 @@
               </w:numPr>
               <w:ind w:hanging="0" w:start="0"/>
               <w:rPr>
-                <w:rFonts w:ascii="Calibri" w:hAnsi="Calibri" w:cs="Calibri"/>
-              </w:rPr>
-            </w:pPr>
-            <w:r>
-              <w:rPr>
-                <w:rFonts w:cs="Calibri" w:ascii="Calibri" w:hAnsi="Calibri"/>
+                <w:rFonts w:ascii="Arial" w:hAnsi="Arial"/>
+              </w:rPr>
+            </w:pPr>
+            <w:r>
+              <w:rPr>
+                <w:rFonts w:cs="Calibri" w:ascii="Arial" w:hAnsi="Arial"/>
               </w:rPr>
               <w:t>Afrikaans – Home language</w:t>
             </w:r>
@@ -732,30 +789,25 @@
               </w:numPr>
               <w:ind w:hanging="0" w:start="0"/>
               <w:rPr>
-                <w:rFonts w:ascii="Calibri" w:hAnsi="Calibri" w:cs="Calibri"/>
-                <w:b/>
-                <w:color w:val="auto"/>
-                <w:sz w:val="40"/>
-                <w:szCs w:val="40"/>
-                <w:u w:val="single"/>
-              </w:rPr>
-            </w:pPr>
-            <w:r>
-              <w:rPr>
-                <w:rFonts w:cs="Calibri" w:ascii="Calibri" w:hAnsi="Calibri"/>
+                <w:rFonts w:ascii="Arial" w:hAnsi="Arial"/>
+              </w:rPr>
+            </w:pPr>
+            <w:r>
+              <w:rPr>
+                <w:rFonts w:cs="Calibri" w:ascii="Arial" w:hAnsi="Arial"/>
               </w:rPr>
               <w:t>English – 1</w:t>
             </w:r>
             <w:r>
               <w:rPr>
-                <w:rFonts w:cs="Calibri" w:ascii="Calibri" w:hAnsi="Calibri"/>
+                <w:rFonts w:cs="Calibri" w:ascii="Arial" w:hAnsi="Arial"/>
                 <w:vertAlign w:val="superscript"/>
               </w:rPr>
               <w:t>st</w:t>
             </w:r>
             <w:r>
               <w:rPr>
-                <w:rFonts w:cs="Calibri" w:ascii="Calibri" w:hAnsi="Calibri"/>
+                <w:rFonts w:cs="Calibri" w:ascii="Arial" w:hAnsi="Arial"/>
               </w:rPr>
               <w:t xml:space="preserve"> Additional language</w:t>
             </w:r>
@@ -784,7 +836,7 @@
       </w:tr>
       <w:tr>
         <w:trPr>
-          <w:trHeight w:val="668" w:hRule="atLeast"/>
+          <w:trHeight w:val="96" w:hRule="atLeast"/>
         </w:trPr>
         <w:tc>
           <w:tcPr>
@@ -796,6 +848,7 @@
             <w:pPr>
               <w:pStyle w:val="DefaultDrawingStyle"/>
               <w:rPr>
+                <w:rFonts w:ascii="Arial" w:hAnsi="Arial"/>
                 <w:sz w:val="32"/>
                 <w:szCs w:val="32"/>
                 <w:u w:val="none"/>
@@ -803,7 +856,7 @@
             </w:pPr>
             <w:r>
               <w:rPr>
-                <w:rFonts w:cs="Calibri" w:ascii="Calibri" w:hAnsi="Calibri"/>
+                <w:rFonts w:cs="Calibri" w:ascii="Arial" w:hAnsi="Arial"/>
                 <w:b/>
                 <w:sz w:val="32"/>
                 <w:szCs w:val="32"/>
@@ -821,13 +874,14 @@
               </w:numPr>
               <w:ind w:hanging="0" w:start="0"/>
               <w:rPr>
+                <w:rFonts w:ascii="Arial" w:hAnsi="Arial"/>
                 <w:sz w:val="20"/>
                 <w:szCs w:val="20"/>
               </w:rPr>
             </w:pPr>
             <w:r>
               <w:rPr>
-                <w:rFonts w:cs="Calibri" w:ascii="Calibri" w:hAnsi="Calibri"/>
+                <w:rFonts w:cs="Calibri" w:ascii="Arial" w:hAnsi="Arial"/>
                 <w:sz w:val="20"/>
                 <w:szCs w:val="20"/>
               </w:rPr>
@@ -858,7 +912,7 @@
       </w:tr>
       <w:tr>
         <w:trPr>
-          <w:trHeight w:val="153" w:hRule="atLeast"/>
+          <w:trHeight w:val="1000" w:hRule="atLeast"/>
         </w:trPr>
         <w:tc>
           <w:tcPr>
@@ -872,6 +926,7 @@
             <w:pPr>
               <w:pStyle w:val="DefaultDrawingStyle"/>
               <w:rPr>
+                <w:rFonts w:ascii="Arial" w:hAnsi="Arial"/>
                 <w:sz w:val="32"/>
                 <w:szCs w:val="32"/>
                 <w:u w:val="none"/>
@@ -879,7 +934,7 @@
             </w:pPr>
             <w:r>
               <w:rPr>
-                <w:rFonts w:cs="Calibri" w:ascii="Calibri" w:hAnsi="Calibri"/>
+                <w:rFonts w:cs="Calibri" w:ascii="Arial" w:hAnsi="Arial"/>
                 <w:b/>
                 <w:sz w:val="32"/>
                 <w:szCs w:val="32"/>
@@ -895,13 +950,11 @@
                 <w:ilvl w:val="0"/>
                 <w:numId w:val="1"/>
               </w:numPr>
-              <w:rPr>
-                <w:rFonts w:ascii="Calibri" w:hAnsi="Calibri" w:cs="Calibri"/>
-              </w:rPr>
-            </w:pPr>
-            <w:r>
-              <w:rPr>
-                <w:rFonts w:cs="Calibri" w:ascii="Calibri" w:hAnsi="Calibri"/>
+              <w:rPr/>
+            </w:pPr>
+            <w:r>
+              <w:rPr>
+                <w:rFonts w:cs="Calibri" w:ascii="Arial" w:hAnsi="Arial"/>
               </w:rPr>
               <w:t xml:space="preserve">Alish Narine: </w:t>
             </w:r>
@@ -909,7 +962,7 @@
               <w:r>
                 <w:rPr>
                   <w:rStyle w:val="Style5"/>
-                  <w:rFonts w:cs="Calibri" w:ascii="Calibri" w:hAnsi="Calibri"/>
+                  <w:rFonts w:cs="Calibri" w:ascii="Arial" w:hAnsi="Arial"/>
                 </w:rPr>
                 <w:t>Narine.a@belgiumcampus.ac.za</w:t>
               </w:r>
@@ -922,13 +975,11 @@
                 <w:ilvl w:val="0"/>
                 <w:numId w:val="1"/>
               </w:numPr>
-              <w:rPr>
-                <w:rFonts w:ascii="Calibri" w:hAnsi="Calibri" w:cs="Calibri"/>
-              </w:rPr>
-            </w:pPr>
-            <w:r>
-              <w:rPr>
-                <w:rFonts w:cs="Calibri" w:ascii="Calibri" w:hAnsi="Calibri"/>
+              <w:rPr/>
+            </w:pPr>
+            <w:r>
+              <w:rPr>
+                <w:rFonts w:cs="Calibri" w:ascii="Arial" w:hAnsi="Arial"/>
               </w:rPr>
               <w:t xml:space="preserve">Christiaan Els.: </w:t>
             </w:r>
@@ -936,7 +987,7 @@
               <w:r>
                 <w:rPr>
                   <w:rStyle w:val="Style5"/>
-                  <w:rFonts w:cs="Calibri" w:ascii="Calibri" w:hAnsi="Calibri"/>
+                  <w:rFonts w:cs="Calibri" w:ascii="Arial" w:hAnsi="Arial"/>
                 </w:rPr>
                 <w:t>els.c@belgiumcampus.ac.za</w:t>
               </w:r>
@@ -949,20 +1000,13 @@
                 <w:ilvl w:val="0"/>
                 <w:numId w:val="1"/>
               </w:numPr>
-              <w:rPr>
-                <w:rFonts w:ascii="Calibri" w:hAnsi="Calibri" w:cs="Calibri"/>
-                <w:b/>
-                <w:sz w:val="40"/>
-                <w:szCs w:val="40"/>
-                <w:u w:val="single"/>
-                <w:lang w:val="nl-NL"/>
-              </w:rPr>
+              <w:rPr/>
             </w:pPr>
             <w:hyperlink r:id="rId6">
               <w:r>
                 <w:rPr>
                   <w:rStyle w:val="Style5"/>
-                  <w:rFonts w:cs="Calibri" w:ascii="Calibri" w:hAnsi="Calibri"/>
+                  <w:rFonts w:cs="Calibri" w:ascii="Arial" w:hAnsi="Arial"/>
                   <w:color w:val="000080"/>
                   <w:u w:val="single"/>
                   <w:lang w:val="nl-NL"/>
@@ -972,7 +1016,7 @@
             </w:hyperlink>
             <w:r>
               <w:rPr>
-                <w:rFonts w:cs="Calibri" w:ascii="Calibri" w:hAnsi="Calibri"/>
+                <w:rFonts w:cs="Calibri" w:ascii="Arial" w:hAnsi="Arial"/>
                 <w:color w:val="000000"/>
                 <w:lang w:val="nl-NL"/>
               </w:rPr>
@@ -980,7 +1024,7 @@
             </w:r>
             <w:r>
               <w:rPr>
-                <w:rFonts w:cs="Calibri" w:ascii="Calibri" w:hAnsi="Calibri"/>
+                <w:rFonts w:cs="Calibri" w:ascii="Arial" w:hAnsi="Arial"/>
                 <w:lang w:val="nl-NL"/>
               </w:rPr>
               <w:t xml:space="preserve">ba Zengeni: </w:t>
@@ -989,7 +1033,7 @@
               <w:r>
                 <w:rPr>
                   <w:rStyle w:val="Style5"/>
-                  <w:rFonts w:cs="Calibri" w:ascii="Calibri" w:hAnsi="Calibri"/>
+                  <w:rFonts w:cs="Calibri" w:ascii="Arial" w:hAnsi="Arial"/>
                   <w:lang w:val="nl-NL"/>
                 </w:rPr>
                 <w:t>zengeni.s@belgiumcampus.ac.za</w:t>
@@ -2523,6 +2567,29 @@
       <w:sz w:val="24"/>
       <w:szCs w:val="24"/>
       <w:lang w:val="en-ZA" w:eastAsia="zh-CN" w:bidi="hi-IN"/>
+    </w:rPr>
+  </w:style>
+  <w:style w:type="paragraph" w:styleId="TableContents">
+    <w:name w:val="Table Contents"/>
+    <w:basedOn w:val="Normal"/>
+    <w:qFormat/>
+    <w:pPr>
+      <w:widowControl w:val="false"/>
+      <w:suppressLineNumbers/>
+    </w:pPr>
+    <w:rPr/>
+  </w:style>
+  <w:style w:type="paragraph" w:styleId="TableHeading">
+    <w:name w:val="Table Heading"/>
+    <w:basedOn w:val="TableContents"/>
+    <w:qFormat/>
+    <w:pPr>
+      <w:suppressLineNumbers/>
+      <w:jc w:val="center"/>
+    </w:pPr>
+    <w:rPr>
+      <w:b/>
+      <w:bCs/>
     </w:rPr>
   </w:style>
   <w:style w:type="numbering" w:styleId="NoList" w:default="1">
